--- a/public/fun/forms/이력서_프론트엔드개발자_6_NCS형.docx
+++ b/public/fun/forms/이력서_프론트엔드개발자_6_NCS형.docx
@@ -419,21 +419,57 @@
             <w:tcW w:type="dxa" w:w="2085"/>
             <w:vAlign w:val="center"/>
           </w:tcPr>
-          <w:p/>
+          <w:p>
+            <w:pPr>
+              <w:spacing w:before="0" w:after="0"/>
+              <w:jc w:val="left"/>
+            </w:pPr>
+            <w:r>
+              <w:rPr>
+                <w:color w:val="A9B0B8"/>
+                <w:sz w:val="16"/>
+              </w:rPr>
+              <w:t>예) 2022.03 ~ 2024.02</w:t>
+            </w:r>
+          </w:p>
         </w:tc>
         <w:tc>
           <w:tcPr>
             <w:tcW w:type="dxa" w:w="4170"/>
             <w:vAlign w:val="center"/>
           </w:tcPr>
-          <w:p/>
+          <w:p>
+            <w:pPr>
+              <w:spacing w:before="0" w:after="0"/>
+              <w:jc w:val="left"/>
+            </w:pPr>
+            <w:r>
+              <w:rPr>
+                <w:color w:val="A9B0B8"/>
+                <w:sz w:val="16"/>
+              </w:rPr>
+              <w:t>○○대학교 (졸업)</w:t>
+            </w:r>
+          </w:p>
         </w:tc>
         <w:tc>
           <w:tcPr>
             <w:tcW w:type="dxa" w:w="4155"/>
             <w:vAlign w:val="center"/>
           </w:tcPr>
-          <w:p/>
+          <w:p>
+            <w:pPr>
+              <w:spacing w:before="0" w:after="0"/>
+              <w:jc w:val="left"/>
+            </w:pPr>
+            <w:r>
+              <w:rPr>
+                <w:color w:val="A9B0B8"/>
+                <w:sz w:val="16"/>
+              </w:rPr>
+              <w:t>배운 점 · 활동 내용</w:t>
+            </w:r>
+          </w:p>
         </w:tc>
       </w:tr>
       <w:tr>
@@ -1138,14 +1174,38 @@
             <w:tcW w:type="dxa" w:w="2085"/>
             <w:vAlign w:val="center"/>
           </w:tcPr>
-          <w:p/>
+          <w:p>
+            <w:pPr>
+              <w:spacing w:before="0" w:after="0"/>
+              <w:jc w:val="left"/>
+            </w:pPr>
+            <w:r>
+              <w:rPr>
+                <w:color w:val="A9B0B8"/>
+                <w:sz w:val="16"/>
+              </w:rPr>
+              <w:t>예) 2022.03 ~ 2024.02</w:t>
+            </w:r>
+          </w:p>
         </w:tc>
         <w:tc>
           <w:tcPr>
             <w:tcW w:type="dxa" w:w="4170"/>
             <w:vAlign w:val="center"/>
           </w:tcPr>
-          <w:p/>
+          <w:p>
+            <w:pPr>
+              <w:spacing w:before="0" w:after="0"/>
+              <w:jc w:val="left"/>
+            </w:pPr>
+            <w:r>
+              <w:rPr>
+                <w:color w:val="A9B0B8"/>
+                <w:sz w:val="16"/>
+              </w:rPr>
+              <w:t>○○(주) / ○○팀</w:t>
+            </w:r>
+          </w:p>
         </w:tc>
         <w:tc>
           <w:tcPr>

--- a/public/fun/forms/이력서_프론트엔드개발자_6_NCS형.docx
+++ b/public/fun/forms/이력서_프론트엔드개발자_6_NCS형.docx
@@ -108,10 +108,10 @@
         <w:tblLook w:firstColumn="1" w:firstRow="1" w:lastColumn="0" w:lastRow="0" w:noHBand="0" w:noVBand="1" w:val="04A0"/>
       </w:tblPr>
       <w:tblGrid>
-        <w:gridCol w:w="1200"/>
+        <w:gridCol w:w="1305"/>
         <w:gridCol w:w="3975"/>
-        <w:gridCol w:w="1200"/>
-        <w:gridCol w:w="4035"/>
+        <w:gridCol w:w="1305"/>
+        <w:gridCol w:w="3825"/>
       </w:tblGrid>
       <w:tr>
         <w:trPr>
@@ -120,7 +120,7 @@
         </w:trPr>
         <w:tc>
           <w:tcPr>
-            <w:tcW w:type="dxa" w:w="1200"/>
+            <w:tcW w:type="dxa" w:w="1305"/>
             <w:shd w:val="clear" w:color="auto" w:fill="F3F3F4"/>
             <w:vAlign w:val="center"/>
           </w:tcPr>
@@ -148,7 +148,7 @@
         </w:tc>
         <w:tc>
           <w:tcPr>
-            <w:tcW w:type="dxa" w:w="1200"/>
+            <w:tcW w:type="dxa" w:w="1305"/>
             <w:shd w:val="clear" w:color="auto" w:fill="F3F3F4"/>
             <w:vAlign w:val="center"/>
           </w:tcPr>
@@ -169,7 +169,7 @@
         </w:tc>
         <w:tc>
           <w:tcPr>
-            <w:tcW w:type="dxa" w:w="4035"/>
+            <w:tcW w:type="dxa" w:w="3825"/>
             <w:vAlign w:val="center"/>
           </w:tcPr>
           <w:p/>
@@ -182,7 +182,7 @@
         </w:trPr>
         <w:tc>
           <w:tcPr>
-            <w:tcW w:type="dxa" w:w="1200"/>
+            <w:tcW w:type="dxa" w:w="1305"/>
             <w:shd w:val="clear" w:color="auto" w:fill="F3F3F4"/>
             <w:vAlign w:val="center"/>
           </w:tcPr>
@@ -210,7 +210,7 @@
         </w:tc>
         <w:tc>
           <w:tcPr>
-            <w:tcW w:type="dxa" w:w="1200"/>
+            <w:tcW w:type="dxa" w:w="1305"/>
             <w:shd w:val="clear" w:color="auto" w:fill="F3F3F4"/>
             <w:vAlign w:val="center"/>
           </w:tcPr>
@@ -231,7 +231,7 @@
         </w:tc>
         <w:tc>
           <w:tcPr>
-            <w:tcW w:type="dxa" w:w="4035"/>
+            <w:tcW w:type="dxa" w:w="3825"/>
             <w:vAlign w:val="center"/>
           </w:tcPr>
           <w:p/>
@@ -244,7 +244,7 @@
         </w:trPr>
         <w:tc>
           <w:tcPr>
-            <w:tcW w:type="dxa" w:w="1200"/>
+            <w:tcW w:type="dxa" w:w="1305"/>
             <w:shd w:val="clear" w:color="auto" w:fill="F3F3F4"/>
             <w:vAlign w:val="center"/>
           </w:tcPr>
@@ -265,7 +265,7 @@
         </w:tc>
         <w:tc>
           <w:tcPr>
-            <w:tcW w:type="dxa" w:w="9210"/>
+            <w:tcW w:type="dxa" w:w="9105"/>
             <w:gridSpan w:val="3"/>
             <w:vAlign w:val="center"/>
           </w:tcPr>
@@ -871,7 +871,9 @@
                 <w:color w:val="31363F"/>
                 <w:sz w:val="19"/>
               </w:rPr>
-              <w:t>도구 · 라이브러리</w:t>
+              <w:t>도구 ·</w:t>
+              <w:br/>
+              <w:t>라이브러리</w:t>
             </w:r>
           </w:p>
         </w:tc>
@@ -1159,7 +1161,9 @@
                 <w:color w:val="31363F"/>
                 <w:sz w:val="19"/>
               </w:rPr>
-              <w:t>담당 화면 · 업무</w:t>
+              <w:t>담당 화면 ·</w:t>
+              <w:br/>
+              <w:t>업무</w:t>
             </w:r>
           </w:p>
         </w:tc>
@@ -1370,10 +1374,10 @@
         <w:tblLook w:firstColumn="1" w:firstRow="1" w:lastColumn="0" w:lastRow="0" w:noHBand="0" w:noVBand="1" w:val="04A0"/>
       </w:tblPr>
       <w:tblGrid>
-        <w:gridCol w:w="1380"/>
-        <w:gridCol w:w="3825"/>
-        <w:gridCol w:w="1380"/>
-        <w:gridCol w:w="3825"/>
+        <w:gridCol w:w="1545"/>
+        <w:gridCol w:w="3660"/>
+        <w:gridCol w:w="1545"/>
+        <w:gridCol w:w="3660"/>
       </w:tblGrid>
       <w:tr>
         <w:trPr>
@@ -1382,7 +1386,7 @@
         </w:trPr>
         <w:tc>
           <w:tcPr>
-            <w:tcW w:type="dxa" w:w="1380"/>
+            <w:tcW w:type="dxa" w:w="1545"/>
             <w:shd w:val="clear" w:color="auto" w:fill="F3F3F4"/>
             <w:vAlign w:val="center"/>
           </w:tcPr>
@@ -1403,13 +1407,13 @@
         </w:tc>
         <w:tc>
           <w:tcPr>
-            <w:tcW w:type="dxa" w:w="3825"/>
+            <w:tcW w:type="dxa" w:w="3660"/>
           </w:tcPr>
           <w:p/>
         </w:tc>
         <w:tc>
           <w:tcPr>
-            <w:tcW w:type="dxa" w:w="1380"/>
+            <w:tcW w:type="dxa" w:w="1545"/>
             <w:shd w:val="clear" w:color="auto" w:fill="F3F3F4"/>
             <w:vAlign w:val="center"/>
           </w:tcPr>
@@ -1430,7 +1434,7 @@
         </w:tc>
         <w:tc>
           <w:tcPr>
-            <w:tcW w:type="dxa" w:w="3825"/>
+            <w:tcW w:type="dxa" w:w="3660"/>
           </w:tcPr>
           <w:p/>
         </w:tc>
@@ -1442,7 +1446,7 @@
         </w:trPr>
         <w:tc>
           <w:tcPr>
-            <w:tcW w:type="dxa" w:w="1380"/>
+            <w:tcW w:type="dxa" w:w="1545"/>
             <w:shd w:val="clear" w:color="auto" w:fill="F3F3F4"/>
             <w:vAlign w:val="center"/>
           </w:tcPr>
@@ -1463,13 +1467,13 @@
         </w:tc>
         <w:tc>
           <w:tcPr>
-            <w:tcW w:type="dxa" w:w="3825"/>
+            <w:tcW w:type="dxa" w:w="3660"/>
           </w:tcPr>
           <w:p/>
         </w:tc>
         <w:tc>
           <w:tcPr>
-            <w:tcW w:type="dxa" w:w="1380"/>
+            <w:tcW w:type="dxa" w:w="1545"/>
             <w:shd w:val="clear" w:color="auto" w:fill="F3F3F4"/>
             <w:vAlign w:val="center"/>
           </w:tcPr>
@@ -1484,13 +1488,15 @@
                 <w:color w:val="31363F"/>
                 <w:sz w:val="18"/>
               </w:rPr>
-              <w:t>사용 기술 · 도구</w:t>
+              <w:t>사용 기술 ·</w:t>
+              <w:br/>
+              <w:t>도구</w:t>
             </w:r>
           </w:p>
         </w:tc>
         <w:tc>
           <w:tcPr>
-            <w:tcW w:type="dxa" w:w="3825"/>
+            <w:tcW w:type="dxa" w:w="3660"/>
           </w:tcPr>
           <w:p/>
         </w:tc>
@@ -1502,7 +1508,7 @@
         </w:trPr>
         <w:tc>
           <w:tcPr>
-            <w:tcW w:type="dxa" w:w="1380"/>
+            <w:tcW w:type="dxa" w:w="1545"/>
             <w:shd w:val="clear" w:color="auto" w:fill="F3F3F4"/>
             <w:vAlign w:val="center"/>
           </w:tcPr>
@@ -1523,7 +1529,7 @@
         </w:tc>
         <w:tc>
           <w:tcPr>
-            <w:tcW w:type="dxa" w:w="9030"/>
+            <w:tcW w:type="dxa" w:w="8865"/>
             <w:gridSpan w:val="3"/>
           </w:tcPr>
           <w:p/>
@@ -1536,7 +1542,7 @@
         </w:trPr>
         <w:tc>
           <w:tcPr>
-            <w:tcW w:type="dxa" w:w="1380"/>
+            <w:tcW w:type="dxa" w:w="1545"/>
             <w:shd w:val="clear" w:color="auto" w:fill="F3F3F4"/>
             <w:vAlign w:val="center"/>
           </w:tcPr>
@@ -1557,7 +1563,7 @@
         </w:tc>
         <w:tc>
           <w:tcPr>
-            <w:tcW w:type="dxa" w:w="9030"/>
+            <w:tcW w:type="dxa" w:w="8865"/>
             <w:gridSpan w:val="3"/>
           </w:tcPr>
           <w:p/>
@@ -1591,10 +1597,10 @@
         <w:tblLook w:firstColumn="1" w:firstRow="1" w:lastColumn="0" w:lastRow="0" w:noHBand="0" w:noVBand="1" w:val="04A0"/>
       </w:tblPr>
       <w:tblGrid>
-        <w:gridCol w:w="1380"/>
-        <w:gridCol w:w="3825"/>
-        <w:gridCol w:w="1380"/>
-        <w:gridCol w:w="3825"/>
+        <w:gridCol w:w="1545"/>
+        <w:gridCol w:w="3660"/>
+        <w:gridCol w:w="1545"/>
+        <w:gridCol w:w="3660"/>
       </w:tblGrid>
       <w:tr>
         <w:trPr>
@@ -1603,7 +1609,7 @@
         </w:trPr>
         <w:tc>
           <w:tcPr>
-            <w:tcW w:type="dxa" w:w="1380"/>
+            <w:tcW w:type="dxa" w:w="1545"/>
             <w:shd w:val="clear" w:color="auto" w:fill="F3F3F4"/>
             <w:vAlign w:val="center"/>
           </w:tcPr>
@@ -1624,13 +1630,13 @@
         </w:tc>
         <w:tc>
           <w:tcPr>
-            <w:tcW w:type="dxa" w:w="3825"/>
+            <w:tcW w:type="dxa" w:w="3660"/>
           </w:tcPr>
           <w:p/>
         </w:tc>
         <w:tc>
           <w:tcPr>
-            <w:tcW w:type="dxa" w:w="1380"/>
+            <w:tcW w:type="dxa" w:w="1545"/>
             <w:shd w:val="clear" w:color="auto" w:fill="F3F3F4"/>
             <w:vAlign w:val="center"/>
           </w:tcPr>
@@ -1651,7 +1657,7 @@
         </w:tc>
         <w:tc>
           <w:tcPr>
-            <w:tcW w:type="dxa" w:w="3825"/>
+            <w:tcW w:type="dxa" w:w="3660"/>
           </w:tcPr>
           <w:p/>
         </w:tc>
@@ -1663,7 +1669,7 @@
         </w:trPr>
         <w:tc>
           <w:tcPr>
-            <w:tcW w:type="dxa" w:w="1380"/>
+            <w:tcW w:type="dxa" w:w="1545"/>
             <w:shd w:val="clear" w:color="auto" w:fill="F3F3F4"/>
             <w:vAlign w:val="center"/>
           </w:tcPr>
@@ -1684,13 +1690,13 @@
         </w:tc>
         <w:tc>
           <w:tcPr>
-            <w:tcW w:type="dxa" w:w="3825"/>
+            <w:tcW w:type="dxa" w:w="3660"/>
           </w:tcPr>
           <w:p/>
         </w:tc>
         <w:tc>
           <w:tcPr>
-            <w:tcW w:type="dxa" w:w="1380"/>
+            <w:tcW w:type="dxa" w:w="1545"/>
             <w:shd w:val="clear" w:color="auto" w:fill="F3F3F4"/>
             <w:vAlign w:val="center"/>
           </w:tcPr>
@@ -1705,13 +1711,15 @@
                 <w:color w:val="31363F"/>
                 <w:sz w:val="18"/>
               </w:rPr>
-              <w:t>사용 기술 · 도구</w:t>
+              <w:t>사용 기술 ·</w:t>
+              <w:br/>
+              <w:t>도구</w:t>
             </w:r>
           </w:p>
         </w:tc>
         <w:tc>
           <w:tcPr>
-            <w:tcW w:type="dxa" w:w="3825"/>
+            <w:tcW w:type="dxa" w:w="3660"/>
           </w:tcPr>
           <w:p/>
         </w:tc>
@@ -1723,7 +1731,7 @@
         </w:trPr>
         <w:tc>
           <w:tcPr>
-            <w:tcW w:type="dxa" w:w="1380"/>
+            <w:tcW w:type="dxa" w:w="1545"/>
             <w:shd w:val="clear" w:color="auto" w:fill="F3F3F4"/>
             <w:vAlign w:val="center"/>
           </w:tcPr>
@@ -1744,7 +1752,7 @@
         </w:tc>
         <w:tc>
           <w:tcPr>
-            <w:tcW w:type="dxa" w:w="9030"/>
+            <w:tcW w:type="dxa" w:w="8865"/>
             <w:gridSpan w:val="3"/>
           </w:tcPr>
           <w:p/>
@@ -1757,7 +1765,7 @@
         </w:trPr>
         <w:tc>
           <w:tcPr>
-            <w:tcW w:type="dxa" w:w="1380"/>
+            <w:tcW w:type="dxa" w:w="1545"/>
             <w:shd w:val="clear" w:color="auto" w:fill="F3F3F4"/>
             <w:vAlign w:val="center"/>
           </w:tcPr>
@@ -1778,7 +1786,7 @@
         </w:tc>
         <w:tc>
           <w:tcPr>
-            <w:tcW w:type="dxa" w:w="9030"/>
+            <w:tcW w:type="dxa" w:w="8865"/>
             <w:gridSpan w:val="3"/>
           </w:tcPr>
           <w:p/>

--- a/public/fun/forms/이력서_프론트엔드개발자_6_NCS형.docx
+++ b/public/fun/forms/이력서_프론트엔드개발자_6_NCS형.docx
@@ -429,7 +429,7 @@
                 <w:color w:val="A9B0B8"/>
                 <w:sz w:val="16"/>
               </w:rPr>
-              <w:t>예) 2022.03 ~ 2024.02</w:t>
+              <w:t>예) ○○○○.○○ ~ ○○○○.○○</w:t>
             </w:r>
           </w:p>
         </w:tc>
@@ -448,7 +448,7 @@
                 <w:color w:val="A9B0B8"/>
                 <w:sz w:val="16"/>
               </w:rPr>
-              <w:t>○○대학교 (졸업)</w:t>
+              <w:t>학교명 입력 (졸업)</w:t>
             </w:r>
           </w:p>
         </w:tc>
@@ -1188,7 +1188,7 @@
                 <w:color w:val="A9B0B8"/>
                 <w:sz w:val="16"/>
               </w:rPr>
-              <w:t>예) 2022.03 ~ 2024.02</w:t>
+              <w:t>예) ○○○○.○○ ~ ○○○○.○○</w:t>
             </w:r>
           </w:p>
         </w:tc>
@@ -1808,7 +1808,7 @@
         <w:rPr>
           <w:sz w:val="19"/>
         </w:rPr>
-        <w:t>위 내용은 사실과 다름이 없음을 확인합니다.     20      년      월      일     작성자 :  ______________  (서명)</w:t>
+        <w:t>위 내용은 사실과 다름이 없음을 확인합니다.           년      월      일     작성자 :  ______________  (서명)</w:t>
       </w:r>
     </w:p>
     <w:p>
@@ -2074,7 +2074,7 @@
                 <w:color w:val="575E6B"/>
                 <w:sz w:val="19"/>
               </w:rPr>
-              <w:t>2022.09~2024.02 · ○○ 서비스 · 메인 화면 LCP 4.1s → 2.2s, 번들 31% 감소, 접근성 점수 72 → 95</w:t>
+              <w:t>기간 입력 · ○○ 서비스 · 메인 화면 LCP 4.1s → 2.2s, 번들 31% 감소, 접근성 점수 72 → 95</w:t>
             </w:r>
           </w:p>
         </w:tc>
